--- a/flow/20230914_vu_template/drafts/2025-01-g/05-НД-Гл.8-Навечір_я Богоявлення.docx
+++ b/flow/20230914_vu_template/drafts/2025-01-g/05-НД-Гл.8-Навечір_я Богоявлення.docx
@@ -70,19 +70,17 @@
       </w:pPr>
       <w:r>
         <w:rPr>
-          <w:rFonts w:ascii="Times New Roman" w:eastAsia="Times New Roman" w:hAnsi="Times New Roman" w:cs="Times New Roman"/>
-          <w:i/>
-          <w:color w:val="FF0000"/>
-          <w:sz w:val="24"/>
-          <w:szCs w:val="24"/>
+          <w:rFonts w:ascii="Times New Roman" w:hAnsi="Times New Roman"/>
+          <w:i/>
+          <w:color w:val="FF0000"/>
+          <w:sz w:val="24"/>
         </w:rPr>
         <w:t>Священник:</w:t>
       </w:r>
       <w:r>
         <w:rPr>
-          <w:rFonts w:ascii="Times New Roman" w:eastAsia="Times New Roman" w:hAnsi="Times New Roman" w:cs="Times New Roman"/>
-          <w:sz w:val="24"/>
-          <w:szCs w:val="24"/>
+          <w:rFonts w:ascii="Times New Roman" w:hAnsi="Times New Roman"/>
+          <w:sz w:val="24"/>
         </w:rPr>
         <w:t xml:space="preserve"> Благословенний Бог наш завжди, нині і повсякчас, і на віки віків.</w:t>
       </w:r>
@@ -311,19 +309,17 @@
       </w:pPr>
       <w:r>
         <w:rPr>
-          <w:rFonts w:ascii="Times New Roman" w:eastAsia="Times New Roman" w:hAnsi="Times New Roman" w:cs="Times New Roman"/>
-          <w:i/>
-          <w:color w:val="FF0000"/>
-          <w:sz w:val="24"/>
-          <w:szCs w:val="24"/>
+          <w:rFonts w:ascii="Times New Roman" w:hAnsi="Times New Roman"/>
+          <w:i/>
+          <w:color w:val="FF0000"/>
+          <w:sz w:val="24"/>
         </w:rPr>
         <w:t>Священник:</w:t>
       </w:r>
       <w:r>
         <w:rPr>
-          <w:rFonts w:ascii="Times New Roman" w:eastAsia="Times New Roman" w:hAnsi="Times New Roman" w:cs="Times New Roman"/>
-          <w:sz w:val="24"/>
-          <w:szCs w:val="24"/>
+          <w:rFonts w:ascii="Times New Roman" w:hAnsi="Times New Roman"/>
+          <w:sz w:val="24"/>
         </w:rPr>
         <w:t xml:space="preserve"> Бо Твоє є царство, і сила, і слава, Отця, і Сина, і Святого Духа, нині, і повсякчас, і на віки віків.</w:t>
       </w:r>
@@ -2380,19 +2376,17 @@
       </w:pPr>
       <w:r>
         <w:rPr>
-          <w:rFonts w:ascii="Times New Roman" w:eastAsia="Times New Roman" w:hAnsi="Times New Roman" w:cs="Times New Roman"/>
-          <w:i/>
-          <w:color w:val="FF0000"/>
-          <w:sz w:val="24"/>
-          <w:szCs w:val="24"/>
+          <w:rFonts w:ascii="Times New Roman" w:hAnsi="Times New Roman"/>
+          <w:i/>
+          <w:color w:val="FF0000"/>
+          <w:sz w:val="24"/>
         </w:rPr>
         <w:t>Священник:</w:t>
       </w:r>
       <w:r>
         <w:rPr>
-          <w:rFonts w:ascii="Times New Roman" w:eastAsia="Times New Roman" w:hAnsi="Times New Roman" w:cs="Times New Roman"/>
-          <w:sz w:val="24"/>
-          <w:szCs w:val="24"/>
+          <w:rFonts w:ascii="Times New Roman" w:hAnsi="Times New Roman"/>
+          <w:sz w:val="24"/>
         </w:rPr>
         <w:t xml:space="preserve"> Бо Тобі належить усяка слава, честь і поклоніння, Отцю, і Сину, і Святому Духові, нині, і повсякчас, і на віки віків.</w:t>
       </w:r>
@@ -2921,29 +2915,19 @@
       </w:pPr>
       <w:r>
         <w:rPr>
-          <w:rFonts w:ascii="Times New Roman" w:eastAsia="Times New Roman" w:hAnsi="Times New Roman" w:cs="Times New Roman"/>
-          <w:i/>
-          <w:color w:val="FF0000"/>
-          <w:sz w:val="24"/>
-          <w:szCs w:val="24"/>
+          <w:rFonts w:ascii="Times New Roman" w:hAnsi="Times New Roman"/>
+          <w:i/>
+          <w:color w:val="FF0000"/>
+          <w:sz w:val="24"/>
         </w:rPr>
         <w:t>Священник:</w:t>
       </w:r>
       <w:r>
         <w:rPr>
-          <w:rFonts w:ascii="Times New Roman" w:eastAsia="Times New Roman" w:hAnsi="Times New Roman" w:cs="Times New Roman"/>
-          <w:sz w:val="24"/>
-          <w:szCs w:val="24"/>
-        </w:rPr>
-        <w:t xml:space="preserve"> Бо Твоя є влада і Твоє є царст</w:t>
-      </w:r>
-      <w:r>
-        <w:rPr>
-          <w:rFonts w:ascii="Times New Roman" w:eastAsia="Times New Roman" w:hAnsi="Times New Roman" w:cs="Times New Roman"/>
-          <w:sz w:val="24"/>
-          <w:szCs w:val="24"/>
-        </w:rPr>
-        <w:t>во, і сила, і слава, Отця, і Сина, і Святого Духа, нині, і повсякчас, і на віки віків.</w:t>
+          <w:rFonts w:ascii="Times New Roman" w:hAnsi="Times New Roman"/>
+          <w:sz w:val="24"/>
+        </w:rPr>
+        <w:t xml:space="preserve"> Бо Твоя є влада і Твоє є царство, і сила, і слава, Отця, і Сина, і Святого Духа, нині, і повсякчас, і на віки віків.</w:t>
       </w:r>
     </w:p>
     <w:p>
@@ -4536,19 +4520,17 @@
       </w:pPr>
       <w:r>
         <w:rPr>
-          <w:rFonts w:ascii="Times New Roman" w:eastAsia="Times New Roman" w:hAnsi="Times New Roman" w:cs="Times New Roman"/>
-          <w:i/>
-          <w:color w:val="FF0000"/>
-          <w:sz w:val="24"/>
-          <w:szCs w:val="24"/>
+          <w:rFonts w:ascii="Times New Roman" w:hAnsi="Times New Roman"/>
+          <w:i/>
+          <w:color w:val="FF0000"/>
+          <w:sz w:val="24"/>
         </w:rPr>
         <w:t>Священник:</w:t>
       </w:r>
       <w:r>
         <w:rPr>
-          <w:rFonts w:ascii="Times New Roman" w:eastAsia="Times New Roman" w:hAnsi="Times New Roman" w:cs="Times New Roman"/>
-          <w:sz w:val="24"/>
-          <w:szCs w:val="24"/>
+          <w:rFonts w:ascii="Times New Roman" w:hAnsi="Times New Roman"/>
+          <w:sz w:val="24"/>
         </w:rPr>
         <w:t xml:space="preserve"> Мир всім.</w:t>
       </w:r>
@@ -5193,29 +5175,19 @@
       </w:pPr>
       <w:r>
         <w:rPr>
-          <w:rFonts w:ascii="Times New Roman" w:eastAsia="Times New Roman" w:hAnsi="Times New Roman" w:cs="Times New Roman"/>
-          <w:i/>
-          <w:color w:val="FF0000"/>
-          <w:sz w:val="24"/>
-          <w:szCs w:val="24"/>
+          <w:rFonts w:ascii="Times New Roman" w:hAnsi="Times New Roman"/>
+          <w:i/>
+          <w:color w:val="FF0000"/>
+          <w:sz w:val="24"/>
         </w:rPr>
         <w:t>Священник:</w:t>
       </w:r>
       <w:r>
         <w:rPr>
-          <w:rFonts w:ascii="Times New Roman" w:eastAsia="Times New Roman" w:hAnsi="Times New Roman" w:cs="Times New Roman"/>
-          <w:sz w:val="24"/>
-          <w:szCs w:val="24"/>
-        </w:rPr>
-        <w:t xml:space="preserve"> Бо милостивий і людинолюбний Бог єси, і Тобі славу возсилаємо, Отцю, і Сину, і Свя</w:t>
-      </w:r>
-      <w:r>
-        <w:rPr>
-          <w:rFonts w:ascii="Times New Roman" w:eastAsia="Times New Roman" w:hAnsi="Times New Roman" w:cs="Times New Roman"/>
-          <w:sz w:val="24"/>
-          <w:szCs w:val="24"/>
-        </w:rPr>
-        <w:t>тому Духові, нині, і повсякчас, і на віки віків.</w:t>
+          <w:rFonts w:ascii="Times New Roman" w:hAnsi="Times New Roman"/>
+          <w:sz w:val="24"/>
+        </w:rPr>
+        <w:t xml:space="preserve"> Бо милостивий і людинолюбний Бог єси, і Тобі славу возсилаємо, Отцю, і Сину, і Святому Духові, нині, і повсякчас, і на віки віків.</w:t>
       </w:r>
     </w:p>
     <w:p>
@@ -5956,29 +5928,17 @@
       </w:pPr>
       <w:r>
         <w:rPr>
-          <w:rFonts w:ascii="Times New Roman" w:eastAsia="Times New Roman" w:hAnsi="Times New Roman" w:cs="Times New Roman"/>
-          <w:i/>
-          <w:color w:val="FF0000"/>
-          <w:sz w:val="24"/>
-          <w:szCs w:val="24"/>
-        </w:rPr>
-        <w:t>Свящ</w:t>
-      </w:r>
-      <w:r>
-        <w:rPr>
-          <w:rFonts w:ascii="Times New Roman" w:eastAsia="Times New Roman" w:hAnsi="Times New Roman" w:cs="Times New Roman"/>
-          <w:i/>
-          <w:color w:val="FF0000"/>
-          <w:sz w:val="24"/>
-          <w:szCs w:val="24"/>
-        </w:rPr>
-        <w:t>енник:</w:t>
-      </w:r>
-      <w:r>
-        <w:rPr>
-          <w:rFonts w:ascii="Times New Roman" w:eastAsia="Times New Roman" w:hAnsi="Times New Roman" w:cs="Times New Roman"/>
-          <w:sz w:val="24"/>
-          <w:szCs w:val="24"/>
+          <w:rFonts w:ascii="Times New Roman" w:hAnsi="Times New Roman"/>
+          <w:i/>
+          <w:color w:val="FF0000"/>
+          <w:sz w:val="24"/>
+        </w:rPr>
+        <w:t>Священник:</w:t>
+      </w:r>
+      <w:r>
+        <w:rPr>
+          <w:rFonts w:ascii="Times New Roman" w:hAnsi="Times New Roman"/>
+          <w:sz w:val="24"/>
         </w:rPr>
         <w:t xml:space="preserve"> Бо Ти – Бог милости, ласк і людинолюбности, і Тобі славу возсилаємо, Отцю, і Сину, і Святому Духові, нині, і повсякчас, і на віки віків.</w:t>
       </w:r>
@@ -6029,19 +5989,17 @@
       </w:pPr>
       <w:r>
         <w:rPr>
-          <w:rFonts w:ascii="Times New Roman" w:eastAsia="Times New Roman" w:hAnsi="Times New Roman" w:cs="Times New Roman"/>
-          <w:i/>
-          <w:color w:val="FF0000"/>
-          <w:sz w:val="24"/>
-          <w:szCs w:val="24"/>
+          <w:rFonts w:ascii="Times New Roman" w:hAnsi="Times New Roman"/>
+          <w:i/>
+          <w:color w:val="FF0000"/>
+          <w:sz w:val="24"/>
         </w:rPr>
         <w:t>Священник:</w:t>
       </w:r>
       <w:r>
         <w:rPr>
-          <w:rFonts w:ascii="Times New Roman" w:eastAsia="Times New Roman" w:hAnsi="Times New Roman" w:cs="Times New Roman"/>
-          <w:sz w:val="24"/>
-          <w:szCs w:val="24"/>
+          <w:rFonts w:ascii="Times New Roman" w:hAnsi="Times New Roman"/>
+          <w:sz w:val="24"/>
         </w:rPr>
         <w:t xml:space="preserve"> Мир всім.</w:t>
       </w:r>
@@ -6187,19 +6145,17 @@
       </w:pPr>
       <w:r>
         <w:rPr>
-          <w:rFonts w:ascii="Times New Roman" w:eastAsia="Times New Roman" w:hAnsi="Times New Roman" w:cs="Times New Roman"/>
-          <w:i/>
-          <w:color w:val="FF0000"/>
-          <w:sz w:val="24"/>
-          <w:szCs w:val="24"/>
+          <w:rFonts w:ascii="Times New Roman" w:hAnsi="Times New Roman"/>
+          <w:i/>
+          <w:color w:val="FF0000"/>
+          <w:sz w:val="24"/>
         </w:rPr>
         <w:t>Священник:</w:t>
       </w:r>
       <w:r>
         <w:rPr>
-          <w:rFonts w:ascii="Times New Roman" w:eastAsia="Times New Roman" w:hAnsi="Times New Roman" w:cs="Times New Roman"/>
-          <w:sz w:val="24"/>
-          <w:szCs w:val="24"/>
+          <w:rFonts w:ascii="Times New Roman" w:hAnsi="Times New Roman"/>
+          <w:sz w:val="24"/>
         </w:rPr>
         <w:t xml:space="preserve"> Нехай буде влада царства Твого благословенна і дуже прославлена: Отця, і Сина, і Святого Духа, нині і повсякчас, і на віки віків.</w:t>
       </w:r>
@@ -6755,29 +6711,19 @@
       </w:pPr>
       <w:r>
         <w:rPr>
-          <w:rFonts w:ascii="Times New Roman" w:eastAsia="Times New Roman" w:hAnsi="Times New Roman" w:cs="Times New Roman"/>
-          <w:i/>
-          <w:color w:val="FF0000"/>
-          <w:sz w:val="24"/>
-          <w:szCs w:val="24"/>
+          <w:rFonts w:ascii="Times New Roman" w:hAnsi="Times New Roman"/>
+          <w:i/>
+          <w:color w:val="FF0000"/>
+          <w:sz w:val="24"/>
         </w:rPr>
         <w:t>Священник:</w:t>
       </w:r>
       <w:r>
         <w:rPr>
-          <w:rFonts w:ascii="Times New Roman" w:eastAsia="Times New Roman" w:hAnsi="Times New Roman" w:cs="Times New Roman"/>
-          <w:sz w:val="24"/>
-          <w:szCs w:val="24"/>
-        </w:rPr>
-        <w:t xml:space="preserve"> Бо Твоє є царство, і сила, і слава, Отця, і Сина, і Святого Духа, нині, і повсякча</w:t>
-      </w:r>
-      <w:r>
-        <w:rPr>
-          <w:rFonts w:ascii="Times New Roman" w:eastAsia="Times New Roman" w:hAnsi="Times New Roman" w:cs="Times New Roman"/>
-          <w:sz w:val="24"/>
-          <w:szCs w:val="24"/>
-        </w:rPr>
-        <w:t>с, і на віки віків.</w:t>
+          <w:rFonts w:ascii="Times New Roman" w:hAnsi="Times New Roman"/>
+          <w:sz w:val="24"/>
+        </w:rPr>
+        <w:t xml:space="preserve"> Бо Твоє є царство, і сила, і слава, Отця, і Сина, і Святого Духа, нині, і повсякчас, і на віки віків.</w:t>
       </w:r>
     </w:p>
     <w:p>
@@ -6994,19 +6940,17 @@
       </w:pPr>
       <w:r>
         <w:rPr>
-          <w:rFonts w:ascii="Times New Roman" w:eastAsia="Times New Roman" w:hAnsi="Times New Roman" w:cs="Times New Roman"/>
-          <w:i/>
-          <w:color w:val="FF0000"/>
-          <w:sz w:val="24"/>
-          <w:szCs w:val="24"/>
+          <w:rFonts w:ascii="Times New Roman" w:hAnsi="Times New Roman"/>
+          <w:i/>
+          <w:color w:val="FF0000"/>
+          <w:sz w:val="24"/>
         </w:rPr>
         <w:t>Священник:</w:t>
       </w:r>
       <w:r>
         <w:rPr>
-          <w:rFonts w:ascii="Times New Roman" w:eastAsia="Times New Roman" w:hAnsi="Times New Roman" w:cs="Times New Roman"/>
-          <w:sz w:val="24"/>
-          <w:szCs w:val="24"/>
+          <w:rFonts w:ascii="Times New Roman" w:hAnsi="Times New Roman"/>
+          <w:sz w:val="24"/>
         </w:rPr>
         <w:t xml:space="preserve"> Благослове́нний Христо́с Бог наш, за́вжди, ни́ні, і повсякча́с, і на ві́ки вікі́в.</w:t>
       </w:r>
@@ -7055,29 +6999,19 @@
       </w:pPr>
       <w:r>
         <w:rPr>
-          <w:rFonts w:ascii="Times New Roman" w:eastAsia="Times New Roman" w:hAnsi="Times New Roman" w:cs="Times New Roman"/>
-          <w:i/>
-          <w:color w:val="FF0000"/>
-          <w:sz w:val="24"/>
-          <w:szCs w:val="24"/>
+          <w:rFonts w:ascii="Times New Roman" w:hAnsi="Times New Roman"/>
+          <w:i/>
+          <w:color w:val="FF0000"/>
+          <w:sz w:val="24"/>
         </w:rPr>
         <w:t>Священник:</w:t>
       </w:r>
       <w:r>
         <w:rPr>
-          <w:rFonts w:ascii="Times New Roman" w:eastAsia="Times New Roman" w:hAnsi="Times New Roman" w:cs="Times New Roman"/>
-          <w:sz w:val="24"/>
-          <w:szCs w:val="24"/>
-        </w:rPr>
-        <w:t xml:space="preserve"> Пресвята́ Богоро́дице, </w:t>
-      </w:r>
-      <w:r>
-        <w:rPr>
-          <w:rFonts w:ascii="Times New Roman" w:eastAsia="Times New Roman" w:hAnsi="Times New Roman" w:cs="Times New Roman"/>
-          <w:sz w:val="24"/>
-          <w:szCs w:val="24"/>
-        </w:rPr>
-        <w:t>спаси́ нас.</w:t>
+          <w:rFonts w:ascii="Times New Roman" w:hAnsi="Times New Roman"/>
+          <w:sz w:val="24"/>
+        </w:rPr>
+        <w:t xml:space="preserve"> Пресвята́ Богоро́дице, спаси́ нас.</w:t>
       </w:r>
     </w:p>
     <w:p>
@@ -7124,19 +7058,17 @@
       </w:pPr>
       <w:r>
         <w:rPr>
-          <w:rFonts w:ascii="Times New Roman" w:eastAsia="Times New Roman" w:hAnsi="Times New Roman" w:cs="Times New Roman"/>
-          <w:i/>
-          <w:color w:val="FF0000"/>
-          <w:sz w:val="24"/>
-          <w:szCs w:val="24"/>
+          <w:rFonts w:ascii="Times New Roman" w:hAnsi="Times New Roman"/>
+          <w:i/>
+          <w:color w:val="FF0000"/>
+          <w:sz w:val="24"/>
         </w:rPr>
         <w:t>Священник:</w:t>
       </w:r>
       <w:r>
         <w:rPr>
-          <w:rFonts w:ascii="Times New Roman" w:eastAsia="Times New Roman" w:hAnsi="Times New Roman" w:cs="Times New Roman"/>
-          <w:sz w:val="24"/>
-          <w:szCs w:val="24"/>
+          <w:rFonts w:ascii="Times New Roman" w:hAnsi="Times New Roman"/>
+          <w:sz w:val="24"/>
         </w:rPr>
         <w:t xml:space="preserve"> Сла́ва Тобі́, Хри́сте Бо́же, упова́ння на́ше, сла́ва Тобі́!</w:t>
       </w:r>
@@ -7205,52 +7137,36 @@
     <w:p>
       <w:pPr>
         <w:spacing w:after="120"/>
-        <w:jc w:val="both"/>
-        <w:rPr>
-          <w:rFonts w:ascii="Times New Roman" w:hAnsi="Times New Roman"/>
-        </w:rPr>
-      </w:pPr>
-      <w:r>
-        <w:rPr>
-          <w:rFonts w:ascii="Times New Roman" w:eastAsia="Times New Roman" w:hAnsi="Times New Roman" w:cs="Times New Roman"/>
-          <w:i/>
-          <w:color w:val="FF0000"/>
-          <w:sz w:val="24"/>
-          <w:szCs w:val="24"/>
+      </w:pPr>
+      <w:r>
+        <w:rPr>
+          <w:rFonts w:ascii="Times New Roman" w:hAnsi="Times New Roman"/>
+          <w:i/>
+          <w:color w:val="FF0000"/>
+          <w:sz w:val="24"/>
         </w:rPr>
         <w:t>Священник:</w:t>
       </w:r>
       <w:r>
         <w:rPr>
-          <w:rFonts w:ascii="Times New Roman" w:eastAsia="Times New Roman" w:hAnsi="Times New Roman" w:cs="Times New Roman"/>
-          <w:sz w:val="24"/>
-          <w:szCs w:val="24"/>
-        </w:rPr>
-        <w:t xml:space="preserve"> Христос, що воскрес із мертвих, істинний Бог наш - молитвами пречистої Своєї Матері, святих славних і всехвальних апостолів, </w:t>
-      </w:r>
-      <w:r>
-        <w:rPr>
-          <w:rFonts w:ascii="Times New Roman" w:eastAsia="Times New Roman" w:hAnsi="Times New Roman" w:cs="Times New Roman"/>
-          <w:sz w:val="24"/>
-          <w:szCs w:val="24"/>
-        </w:rPr>
-        <w:t xml:space="preserve">і святого, </w:t>
-      </w:r>
-      <w:r>
-        <w:rPr>
-          <w:rFonts w:ascii="Times New Roman" w:eastAsia="Times New Roman" w:hAnsi="Times New Roman" w:cs="Times New Roman"/>
-          <w:i/>
-          <w:color w:val="FF0000"/>
-          <w:sz w:val="24"/>
-          <w:szCs w:val="24"/>
+          <w:rFonts w:ascii="Times New Roman" w:hAnsi="Times New Roman"/>
+          <w:sz w:val="24"/>
+        </w:rPr>
+        <w:t xml:space="preserve"> Христос, що воскрес із мертвих, істинний Бог наш - молитвами пречистої Своєї Матері, святих славних і всехвальних апостолів, і святого, </w:t>
+      </w:r>
+      <w:r>
+        <w:rPr>
+          <w:rFonts w:ascii="Times New Roman" w:hAnsi="Times New Roman"/>
+          <w:i/>
+          <w:color w:val="FF0000"/>
+          <w:sz w:val="24"/>
         </w:rPr>
         <w:t>якого є храм</w:t>
       </w:r>
       <w:r>
         <w:rPr>
-          <w:rFonts w:ascii="Times New Roman" w:eastAsia="Times New Roman" w:hAnsi="Times New Roman" w:cs="Times New Roman"/>
-          <w:sz w:val="24"/>
-          <w:szCs w:val="24"/>
+          <w:rFonts w:ascii="Times New Roman" w:hAnsi="Times New Roman"/>
+          <w:sz w:val="24"/>
         </w:rPr>
         <w:t>, і святих мучеників Теопемпта й Теони, преподобної Синклитікії Олександрійської, і всіх святих - помилує і спасе нас як благий і людинолюбний.</w:t>
       </w:r>
@@ -7410,19 +7326,17 @@
       </w:pPr>
       <w:r>
         <w:rPr>
-          <w:rFonts w:ascii="Times New Roman" w:eastAsia="Times New Roman" w:hAnsi="Times New Roman" w:cs="Times New Roman"/>
-          <w:i/>
-          <w:color w:val="FF0000"/>
-          <w:sz w:val="24"/>
-          <w:szCs w:val="24"/>
+          <w:rFonts w:ascii="Times New Roman" w:hAnsi="Times New Roman"/>
+          <w:i/>
+          <w:color w:val="FF0000"/>
+          <w:sz w:val="24"/>
         </w:rPr>
         <w:t>Священник:</w:t>
       </w:r>
       <w:r>
         <w:rPr>
-          <w:rFonts w:ascii="Times New Roman" w:eastAsia="Times New Roman" w:hAnsi="Times New Roman" w:cs="Times New Roman"/>
-          <w:sz w:val="24"/>
-          <w:szCs w:val="24"/>
+          <w:rFonts w:ascii="Times New Roman" w:hAnsi="Times New Roman"/>
+          <w:sz w:val="24"/>
         </w:rPr>
         <w:t xml:space="preserve"> Слава святій, одноістотній, животворчій і нероздільній Тройці, завжди, нині і повсякчас, і на віки віків.</w:t>
       </w:r>
@@ -11237,19 +11151,17 @@
       </w:pPr>
       <w:r>
         <w:rPr>
-          <w:rFonts w:ascii="Times New Roman" w:eastAsia="Times New Roman" w:hAnsi="Times New Roman" w:cs="Times New Roman"/>
-          <w:i/>
-          <w:color w:val="FF0000"/>
-          <w:sz w:val="24"/>
-          <w:szCs w:val="24"/>
+          <w:rFonts w:ascii="Times New Roman" w:hAnsi="Times New Roman"/>
+          <w:i/>
+          <w:color w:val="FF0000"/>
+          <w:sz w:val="24"/>
         </w:rPr>
         <w:t>Священник:</w:t>
       </w:r>
       <w:r>
         <w:rPr>
-          <w:rFonts w:ascii="Times New Roman" w:eastAsia="Times New Roman" w:hAnsi="Times New Roman" w:cs="Times New Roman"/>
-          <w:sz w:val="24"/>
-          <w:szCs w:val="24"/>
+          <w:rFonts w:ascii="Times New Roman" w:hAnsi="Times New Roman"/>
+          <w:sz w:val="24"/>
         </w:rPr>
         <w:t xml:space="preserve"> Бо Тобі належить усяка слава, честь і поклоніння, Отцю, і Сину, і Святому Духові, нині, і повсякчас, і на віки віків.</w:t>
       </w:r>
@@ -11826,29 +11738,19 @@
       </w:pPr>
       <w:r>
         <w:rPr>
-          <w:rFonts w:ascii="Times New Roman" w:eastAsia="Times New Roman" w:hAnsi="Times New Roman" w:cs="Times New Roman"/>
-          <w:i/>
-          <w:color w:val="FF0000"/>
-          <w:sz w:val="24"/>
-          <w:szCs w:val="24"/>
+          <w:rFonts w:ascii="Times New Roman" w:hAnsi="Times New Roman"/>
+          <w:i/>
+          <w:color w:val="FF0000"/>
+          <w:sz w:val="24"/>
         </w:rPr>
         <w:t>Священник:</w:t>
       </w:r>
       <w:r>
         <w:rPr>
-          <w:rFonts w:ascii="Times New Roman" w:eastAsia="Times New Roman" w:hAnsi="Times New Roman" w:cs="Times New Roman"/>
-          <w:sz w:val="24"/>
-          <w:szCs w:val="24"/>
-        </w:rPr>
-        <w:t xml:space="preserve"> Бо Твоя є влада і Твоє</w:t>
-      </w:r>
-      <w:r>
-        <w:rPr>
-          <w:rFonts w:ascii="Times New Roman" w:eastAsia="Times New Roman" w:hAnsi="Times New Roman" w:cs="Times New Roman"/>
-          <w:sz w:val="24"/>
-          <w:szCs w:val="24"/>
-        </w:rPr>
-        <w:t xml:space="preserve"> є царство, і сила, і слава, Отця, і Сина, і Святого Духа, нині, і повсякчас, і на віки віків.</w:t>
+          <w:rFonts w:ascii="Times New Roman" w:hAnsi="Times New Roman"/>
+          <w:sz w:val="24"/>
+        </w:rPr>
+        <w:t xml:space="preserve"> Бо Твоя є влада і Твоє є царство, і сила, і слава, Отця, і Сина, і Святого Духа, нині, і повсякчас, і на віки віків.</w:t>
       </w:r>
     </w:p>
     <w:p>
@@ -12199,19 +12101,17 @@
       </w:pPr>
       <w:r>
         <w:rPr>
-          <w:rFonts w:ascii="Times New Roman" w:eastAsia="Times New Roman" w:hAnsi="Times New Roman" w:cs="Times New Roman"/>
-          <w:i/>
-          <w:color w:val="FF0000"/>
-          <w:sz w:val="24"/>
-          <w:szCs w:val="24"/>
+          <w:rFonts w:ascii="Times New Roman" w:hAnsi="Times New Roman"/>
+          <w:i/>
+          <w:color w:val="FF0000"/>
+          <w:sz w:val="24"/>
         </w:rPr>
         <w:t>Священник:</w:t>
       </w:r>
       <w:r>
         <w:rPr>
-          <w:rFonts w:ascii="Times New Roman" w:eastAsia="Times New Roman" w:hAnsi="Times New Roman" w:cs="Times New Roman"/>
-          <w:sz w:val="24"/>
-          <w:szCs w:val="24"/>
+          <w:rFonts w:ascii="Times New Roman" w:hAnsi="Times New Roman"/>
+          <w:sz w:val="24"/>
         </w:rPr>
         <w:t xml:space="preserve"> Бо Ти благий і людинолюбний Бог – і Тобі славу возсилаємо, Отцю, і Сину, і Святому Духові, нині, і повсякчас, і на віки віків.</w:t>
       </w:r>
@@ -13301,29 +13201,19 @@
       </w:pPr>
       <w:r>
         <w:rPr>
-          <w:rFonts w:ascii="Times New Roman" w:eastAsia="Times New Roman" w:hAnsi="Times New Roman" w:cs="Times New Roman"/>
-          <w:i/>
-          <w:color w:val="FF0000"/>
-          <w:sz w:val="24"/>
-          <w:szCs w:val="24"/>
+          <w:rFonts w:ascii="Times New Roman" w:hAnsi="Times New Roman"/>
+          <w:i/>
+          <w:color w:val="FF0000"/>
+          <w:sz w:val="24"/>
         </w:rPr>
         <w:t>Священник:</w:t>
       </w:r>
       <w:r>
         <w:rPr>
-          <w:rFonts w:ascii="Times New Roman" w:eastAsia="Times New Roman" w:hAnsi="Times New Roman" w:cs="Times New Roman"/>
-          <w:sz w:val="24"/>
-          <w:szCs w:val="24"/>
-        </w:rPr>
-        <w:t xml:space="preserve"> Бо благословилося ім'я Твоє і прославилося царство Твоє, Отця, і Сина, і Святого Духа, н</w:t>
-      </w:r>
-      <w:r>
-        <w:rPr>
-          <w:rFonts w:ascii="Times New Roman" w:eastAsia="Times New Roman" w:hAnsi="Times New Roman" w:cs="Times New Roman"/>
-          <w:sz w:val="24"/>
-          <w:szCs w:val="24"/>
-        </w:rPr>
-        <w:t>ині і повсякчас, і на віки віків.</w:t>
+          <w:rFonts w:ascii="Times New Roman" w:hAnsi="Times New Roman"/>
+          <w:sz w:val="24"/>
+        </w:rPr>
+        <w:t xml:space="preserve"> Бо благословилося ім'я Твоє і прославилося царство Твоє, Отця, і Сина, і Святого Духа, нині і повсякчас, і на віки віків.</w:t>
       </w:r>
     </w:p>
     <w:p>
@@ -13922,19 +13812,17 @@
       </w:pPr>
       <w:r>
         <w:rPr>
-          <w:rFonts w:ascii="Times New Roman" w:eastAsia="Times New Roman" w:hAnsi="Times New Roman" w:cs="Times New Roman"/>
-          <w:i/>
-          <w:color w:val="FF0000"/>
-          <w:sz w:val="24"/>
-          <w:szCs w:val="24"/>
+          <w:rFonts w:ascii="Times New Roman" w:hAnsi="Times New Roman"/>
+          <w:i/>
+          <w:color w:val="FF0000"/>
+          <w:sz w:val="24"/>
         </w:rPr>
         <w:t>Священник:</w:t>
       </w:r>
       <w:r>
         <w:rPr>
-          <w:rFonts w:ascii="Times New Roman" w:eastAsia="Times New Roman" w:hAnsi="Times New Roman" w:cs="Times New Roman"/>
-          <w:sz w:val="24"/>
-          <w:szCs w:val="24"/>
+          <w:rFonts w:ascii="Times New Roman" w:hAnsi="Times New Roman"/>
+          <w:sz w:val="24"/>
         </w:rPr>
         <w:t xml:space="preserve"> Мир всім.</w:t>
       </w:r>
@@ -14171,29 +14059,19 @@
       </w:pPr>
       <w:r>
         <w:rPr>
-          <w:rFonts w:ascii="Times New Roman" w:eastAsia="Times New Roman" w:hAnsi="Times New Roman" w:cs="Times New Roman"/>
-          <w:i/>
-          <w:color w:val="FF0000"/>
-          <w:sz w:val="24"/>
-          <w:szCs w:val="24"/>
+          <w:rFonts w:ascii="Times New Roman" w:hAnsi="Times New Roman"/>
+          <w:i/>
+          <w:color w:val="FF0000"/>
+          <w:sz w:val="24"/>
         </w:rPr>
         <w:t>Священник:</w:t>
       </w:r>
       <w:r>
         <w:rPr>
-          <w:rFonts w:ascii="Times New Roman" w:eastAsia="Times New Roman" w:hAnsi="Times New Roman" w:cs="Times New Roman"/>
-          <w:sz w:val="24"/>
-          <w:szCs w:val="24"/>
-        </w:rPr>
-        <w:t xml:space="preserve"> Бо Ти святий єси, Боже наш, і в святині перебуваєш, і ми То</w:t>
-      </w:r>
-      <w:r>
-        <w:rPr>
-          <w:rFonts w:ascii="Times New Roman" w:eastAsia="Times New Roman" w:hAnsi="Times New Roman" w:cs="Times New Roman"/>
-          <w:sz w:val="24"/>
-          <w:szCs w:val="24"/>
-        </w:rPr>
-        <w:t>бі славу возсилаємо: Отцю, і Сину, і Святому Духові, нині і повсякчас, і на віки віків.</w:t>
+          <w:rFonts w:ascii="Times New Roman" w:hAnsi="Times New Roman"/>
+          <w:sz w:val="24"/>
+        </w:rPr>
+        <w:t xml:space="preserve"> Бо Ти святий єси, Боже наш, і в святині перебуваєш, і ми Тобі славу возсилаємо: Отцю, і Сину, і Святому Духові, нині і повсякчас, і на віки віків.</w:t>
       </w:r>
     </w:p>
     <w:p>
@@ -14451,19 +14329,17 @@
       </w:pPr>
       <w:r>
         <w:rPr>
-          <w:rFonts w:ascii="Times New Roman" w:eastAsia="Times New Roman" w:hAnsi="Times New Roman" w:cs="Times New Roman"/>
-          <w:i/>
-          <w:color w:val="FF0000"/>
-          <w:sz w:val="24"/>
-          <w:szCs w:val="24"/>
+          <w:rFonts w:ascii="Times New Roman" w:hAnsi="Times New Roman"/>
+          <w:i/>
+          <w:color w:val="FF0000"/>
+          <w:sz w:val="24"/>
         </w:rPr>
         <w:t>Священник:</w:t>
       </w:r>
       <w:r>
         <w:rPr>
-          <w:rFonts w:ascii="Times New Roman" w:eastAsia="Times New Roman" w:hAnsi="Times New Roman" w:cs="Times New Roman"/>
-          <w:sz w:val="24"/>
-          <w:szCs w:val="24"/>
+          <w:rFonts w:ascii="Times New Roman" w:hAnsi="Times New Roman"/>
+          <w:sz w:val="24"/>
         </w:rPr>
         <w:t xml:space="preserve"> Мир всім!</w:t>
       </w:r>
@@ -14505,41 +14381,19 @@
       </w:pPr>
       <w:r>
         <w:rPr>
-          <w:rFonts w:ascii="Times New Roman" w:eastAsia="Times New Roman" w:hAnsi="Times New Roman" w:cs="Times New Roman"/>
-          <w:i/>
-          <w:color w:val="FF0000"/>
-          <w:sz w:val="24"/>
-          <w:szCs w:val="24"/>
+          <w:rFonts w:ascii="Times New Roman" w:hAnsi="Times New Roman"/>
+          <w:i/>
+          <w:color w:val="FF0000"/>
+          <w:sz w:val="24"/>
         </w:rPr>
         <w:t>Священник:</w:t>
       </w:r>
       <w:r>
         <w:rPr>
-          <w:rFonts w:ascii="Times New Roman" w:eastAsia="Times New Roman" w:hAnsi="Times New Roman" w:cs="Times New Roman"/>
-          <w:color w:val="000000"/>
-          <w:sz w:val="24"/>
-          <w:szCs w:val="24"/>
-        </w:rPr>
-        <w:t xml:space="preserve"> Від </w:t>
-      </w:r>
-      <w:r>
-        <w:rPr>
-          <w:rFonts w:ascii="Times New Roman" w:eastAsia="Times New Roman" w:hAnsi="Times New Roman" w:cs="Times New Roman"/>
-          <w:i/>
-          <w:color w:val="FF0000"/>
-          <w:sz w:val="24"/>
-          <w:szCs w:val="24"/>
-        </w:rPr>
-        <w:t xml:space="preserve">Івана </w:t>
-      </w:r>
-      <w:r>
-        <w:rPr>
-          <w:rFonts w:ascii="Times New Roman" w:eastAsia="Times New Roman" w:hAnsi="Times New Roman" w:cs="Times New Roman"/>
-          <w:color w:val="000000"/>
-          <w:sz w:val="24"/>
-          <w:szCs w:val="24"/>
-        </w:rPr>
-        <w:t>святого Євангелія читання.</w:t>
+          <w:rFonts w:ascii="Times New Roman" w:hAnsi="Times New Roman"/>
+          <w:sz w:val="24"/>
+        </w:rPr>
+        <w:t xml:space="preserve"> Від Івана святого Євангелія читання.</w:t>
       </w:r>
     </w:p>
     <w:p>
@@ -15581,29 +15435,19 @@
       </w:pPr>
       <w:r>
         <w:rPr>
-          <w:rFonts w:ascii="Times New Roman" w:eastAsia="Times New Roman" w:hAnsi="Times New Roman" w:cs="Times New Roman"/>
-          <w:i/>
-          <w:color w:val="FF0000"/>
-          <w:sz w:val="24"/>
-          <w:szCs w:val="24"/>
+          <w:rFonts w:ascii="Times New Roman" w:hAnsi="Times New Roman"/>
+          <w:i/>
+          <w:color w:val="FF0000"/>
+          <w:sz w:val="24"/>
         </w:rPr>
         <w:t>Священник:</w:t>
       </w:r>
       <w:r>
         <w:rPr>
-          <w:rFonts w:ascii="Times New Roman" w:eastAsia="Times New Roman" w:hAnsi="Times New Roman" w:cs="Times New Roman"/>
-          <w:sz w:val="24"/>
-          <w:szCs w:val="24"/>
-        </w:rPr>
-        <w:t xml:space="preserve"> Благодаттю, і щедротами, і людинолюб’ям єдинородного Сина Твого, з яким Ти благ</w:t>
-      </w:r>
-      <w:r>
-        <w:rPr>
-          <w:rFonts w:ascii="Times New Roman" w:eastAsia="Times New Roman" w:hAnsi="Times New Roman" w:cs="Times New Roman"/>
-          <w:sz w:val="24"/>
-          <w:szCs w:val="24"/>
-        </w:rPr>
-        <w:t>ословенний, із пресвятим, і благим, і животворчим твоїм Духом, нині, і повсякчас, і на віки віків.</w:t>
+          <w:rFonts w:ascii="Times New Roman" w:hAnsi="Times New Roman"/>
+          <w:sz w:val="24"/>
+        </w:rPr>
+        <w:t xml:space="preserve"> Благодаттю, і щедротами, і людинолюб’ям єдинородного Сина Твого, з яким Ти благословенний, із пресвятим, і благим, і животворчим твоїм Духом, нині, і повсякчас, і на віки віків.</w:t>
       </w:r>
     </w:p>
     <w:p>
@@ -16342,19 +16186,17 @@
       </w:pPr>
       <w:r>
         <w:rPr>
-          <w:rFonts w:ascii="Times New Roman" w:eastAsia="Times New Roman" w:hAnsi="Times New Roman" w:cs="Times New Roman"/>
-          <w:i/>
-          <w:color w:val="FF0000"/>
-          <w:sz w:val="24"/>
-          <w:szCs w:val="24"/>
+          <w:rFonts w:ascii="Times New Roman" w:hAnsi="Times New Roman"/>
+          <w:i/>
+          <w:color w:val="FF0000"/>
+          <w:sz w:val="24"/>
         </w:rPr>
         <w:t>Священник:</w:t>
       </w:r>
       <w:r>
         <w:rPr>
-          <w:rFonts w:ascii="Times New Roman" w:eastAsia="Times New Roman" w:hAnsi="Times New Roman" w:cs="Times New Roman"/>
-          <w:sz w:val="24"/>
-          <w:szCs w:val="24"/>
+          <w:rFonts w:ascii="Times New Roman" w:hAnsi="Times New Roman"/>
+          <w:sz w:val="24"/>
         </w:rPr>
         <w:t xml:space="preserve"> Бо Ти Бог наш і Тобі славу возсилаємо: Отцю, і Сину, і Святому Духові, нині, і повсякчас, і на віки віків.</w:t>
       </w:r>
@@ -17364,29 +17206,19 @@
       </w:pPr>
       <w:r>
         <w:rPr>
-          <w:rFonts w:ascii="Times New Roman" w:eastAsia="Times New Roman" w:hAnsi="Times New Roman" w:cs="Times New Roman"/>
-          <w:i/>
-          <w:color w:val="FF0000"/>
-          <w:sz w:val="24"/>
-          <w:szCs w:val="24"/>
+          <w:rFonts w:ascii="Times New Roman" w:hAnsi="Times New Roman"/>
+          <w:i/>
+          <w:color w:val="FF0000"/>
+          <w:sz w:val="24"/>
         </w:rPr>
         <w:t>Священник:</w:t>
       </w:r>
       <w:r>
         <w:rPr>
-          <w:rFonts w:ascii="Times New Roman" w:eastAsia="Times New Roman" w:hAnsi="Times New Roman" w:cs="Times New Roman"/>
-          <w:sz w:val="24"/>
-          <w:szCs w:val="24"/>
-        </w:rPr>
-        <w:t xml:space="preserve"> Бо Ти цар миру і Спас душ наших – і Тобі славу возсилаємо, Отцю, і Сину, і Святому Духові, нині, і повсякчас, і на в</w:t>
-      </w:r>
-      <w:r>
-        <w:rPr>
-          <w:rFonts w:ascii="Times New Roman" w:eastAsia="Times New Roman" w:hAnsi="Times New Roman" w:cs="Times New Roman"/>
-          <w:sz w:val="24"/>
-          <w:szCs w:val="24"/>
-        </w:rPr>
-        <w:t>іки віків.</w:t>
+          <w:rFonts w:ascii="Times New Roman" w:hAnsi="Times New Roman"/>
+          <w:sz w:val="24"/>
+        </w:rPr>
+        <w:t xml:space="preserve"> Бо Ти цар миру і Спас душ наших – і Тобі славу возсилаємо, Отцю, і Сину, і Святому Духові, нині, і повсякчас, і на віки віків.</w:t>
       </w:r>
     </w:p>
     <w:p>
@@ -20183,19 +20015,17 @@
       </w:pPr>
       <w:r>
         <w:rPr>
-          <w:rFonts w:ascii="Times New Roman" w:eastAsia="Times New Roman" w:hAnsi="Times New Roman" w:cs="Times New Roman"/>
-          <w:i/>
-          <w:color w:val="FF0000"/>
-          <w:sz w:val="24"/>
-          <w:szCs w:val="24"/>
+          <w:rFonts w:ascii="Times New Roman" w:hAnsi="Times New Roman"/>
+          <w:i/>
+          <w:color w:val="FF0000"/>
+          <w:sz w:val="24"/>
         </w:rPr>
         <w:t>Священник:</w:t>
       </w:r>
       <w:r>
         <w:rPr>
-          <w:rFonts w:ascii="Times New Roman" w:eastAsia="Times New Roman" w:hAnsi="Times New Roman" w:cs="Times New Roman"/>
-          <w:sz w:val="24"/>
-          <w:szCs w:val="24"/>
+          <w:rFonts w:ascii="Times New Roman" w:hAnsi="Times New Roman"/>
+          <w:sz w:val="24"/>
         </w:rPr>
         <w:t xml:space="preserve"> Слава Тобі, що Світло нам показав! </w:t>
       </w:r>
@@ -21033,19 +20863,17 @@
       </w:pPr>
       <w:r>
         <w:rPr>
-          <w:rFonts w:ascii="Times New Roman" w:eastAsia="Times New Roman" w:hAnsi="Times New Roman" w:cs="Times New Roman"/>
-          <w:i/>
-          <w:color w:val="FF0000"/>
-          <w:sz w:val="24"/>
-          <w:szCs w:val="24"/>
+          <w:rFonts w:ascii="Times New Roman" w:hAnsi="Times New Roman"/>
+          <w:i/>
+          <w:color w:val="FF0000"/>
+          <w:sz w:val="24"/>
         </w:rPr>
         <w:t>Священник:</w:t>
       </w:r>
       <w:r>
         <w:rPr>
-          <w:rFonts w:ascii="Times New Roman" w:eastAsia="Times New Roman" w:hAnsi="Times New Roman" w:cs="Times New Roman"/>
-          <w:sz w:val="24"/>
-          <w:szCs w:val="24"/>
+          <w:rFonts w:ascii="Times New Roman" w:hAnsi="Times New Roman"/>
+          <w:sz w:val="24"/>
         </w:rPr>
         <w:t xml:space="preserve"> Бо милостивий і людинолюбний Бог єси, і Тобі славу возсилаємо, Отцю, і Сину, і Святому Духові, нині, і повсякчас, і на віки віків.</w:t>
       </w:r>
@@ -21564,29 +21392,19 @@
       </w:pPr>
       <w:r>
         <w:rPr>
-          <w:rFonts w:ascii="Times New Roman" w:eastAsia="Times New Roman" w:hAnsi="Times New Roman" w:cs="Times New Roman"/>
-          <w:i/>
-          <w:color w:val="FF0000"/>
-          <w:sz w:val="24"/>
-          <w:szCs w:val="24"/>
+          <w:rFonts w:ascii="Times New Roman" w:hAnsi="Times New Roman"/>
+          <w:i/>
+          <w:color w:val="FF0000"/>
+          <w:sz w:val="24"/>
         </w:rPr>
         <w:t>Священник:</w:t>
       </w:r>
       <w:r>
         <w:rPr>
-          <w:rFonts w:ascii="Times New Roman" w:eastAsia="Times New Roman" w:hAnsi="Times New Roman" w:cs="Times New Roman"/>
-          <w:sz w:val="24"/>
-          <w:szCs w:val="24"/>
-        </w:rPr>
-        <w:t xml:space="preserve"> Бо Ти – Бог милос</w:t>
-      </w:r>
-      <w:r>
-        <w:rPr>
-          <w:rFonts w:ascii="Times New Roman" w:eastAsia="Times New Roman" w:hAnsi="Times New Roman" w:cs="Times New Roman"/>
-          <w:sz w:val="24"/>
-          <w:szCs w:val="24"/>
-        </w:rPr>
-        <w:t>ти, ласк і людинолюбности, і Тобі славу возсилаємо, Отцю, і Сину, і Святому Духові, нині, і повсякчас, і на віки віків.</w:t>
+          <w:rFonts w:ascii="Times New Roman" w:hAnsi="Times New Roman"/>
+          <w:sz w:val="24"/>
+        </w:rPr>
+        <w:t xml:space="preserve"> Бо Ти – Бог милости, ласк і людинолюбности, і Тобі славу возсилаємо, Отцю, і Сину, і Святому Духові, нині, і повсякчас, і на віки віків.</w:t>
       </w:r>
     </w:p>
     <w:p>
@@ -21635,19 +21453,17 @@
       </w:pPr>
       <w:r>
         <w:rPr>
-          <w:rFonts w:ascii="Times New Roman" w:eastAsia="Times New Roman" w:hAnsi="Times New Roman" w:cs="Times New Roman"/>
-          <w:i/>
-          <w:color w:val="FF0000"/>
-          <w:sz w:val="24"/>
-          <w:szCs w:val="24"/>
+          <w:rFonts w:ascii="Times New Roman" w:hAnsi="Times New Roman"/>
+          <w:i/>
+          <w:color w:val="FF0000"/>
+          <w:sz w:val="24"/>
         </w:rPr>
         <w:t>Священник:</w:t>
       </w:r>
       <w:r>
         <w:rPr>
-          <w:rFonts w:ascii="Times New Roman" w:eastAsia="Times New Roman" w:hAnsi="Times New Roman" w:cs="Times New Roman"/>
-          <w:sz w:val="24"/>
-          <w:szCs w:val="24"/>
+          <w:rFonts w:ascii="Times New Roman" w:hAnsi="Times New Roman"/>
+          <w:sz w:val="24"/>
         </w:rPr>
         <w:t xml:space="preserve"> Мир всім.</w:t>
       </w:r>
@@ -21786,29 +21602,19 @@
       </w:pPr>
       <w:r>
         <w:rPr>
-          <w:rFonts w:ascii="Times New Roman" w:eastAsia="Times New Roman" w:hAnsi="Times New Roman" w:cs="Times New Roman"/>
-          <w:i/>
-          <w:color w:val="FF0000"/>
-          <w:sz w:val="24"/>
-          <w:szCs w:val="24"/>
+          <w:rFonts w:ascii="Times New Roman" w:hAnsi="Times New Roman"/>
+          <w:i/>
+          <w:color w:val="FF0000"/>
+          <w:sz w:val="24"/>
         </w:rPr>
         <w:t>Священник:</w:t>
       </w:r>
       <w:r>
         <w:rPr>
-          <w:rFonts w:ascii="Times New Roman" w:eastAsia="Times New Roman" w:hAnsi="Times New Roman" w:cs="Times New Roman"/>
-          <w:sz w:val="24"/>
-          <w:szCs w:val="24"/>
-        </w:rPr>
-        <w:t xml:space="preserve"> Бо до Тебе належить милувати і спасати нас, Боже наш, і Тобі славу возсилаємо, Отцю, і Сину, і </w:t>
-      </w:r>
-      <w:r>
-        <w:rPr>
-          <w:rFonts w:ascii="Times New Roman" w:eastAsia="Times New Roman" w:hAnsi="Times New Roman" w:cs="Times New Roman"/>
-          <w:sz w:val="24"/>
-          <w:szCs w:val="24"/>
-        </w:rPr>
-        <w:t>Святому Духові, нині, і повсякчас, і на віки віків.</w:t>
+          <w:rFonts w:ascii="Times New Roman" w:hAnsi="Times New Roman"/>
+          <w:sz w:val="24"/>
+        </w:rPr>
+        <w:t xml:space="preserve"> Бо до Тебе належить милувати і спасати нас, Боже наш, і Тобі славу возсилаємо, Отцю, і Сину, і Святому Духові, нині, і повсякчас, і на віки віків.</w:t>
       </w:r>
     </w:p>
     <w:p>
@@ -21936,19 +21742,17 @@
       </w:pPr>
       <w:r>
         <w:rPr>
-          <w:rFonts w:ascii="Times New Roman" w:eastAsia="Times New Roman" w:hAnsi="Times New Roman" w:cs="Times New Roman"/>
-          <w:i/>
-          <w:color w:val="FF0000"/>
-          <w:sz w:val="24"/>
-          <w:szCs w:val="24"/>
+          <w:rFonts w:ascii="Times New Roman" w:hAnsi="Times New Roman"/>
+          <w:i/>
+          <w:color w:val="FF0000"/>
+          <w:sz w:val="24"/>
         </w:rPr>
         <w:t>Священник:</w:t>
       </w:r>
       <w:r>
         <w:rPr>
-          <w:rFonts w:ascii="Times New Roman" w:eastAsia="Times New Roman" w:hAnsi="Times New Roman" w:cs="Times New Roman"/>
-          <w:sz w:val="24"/>
-          <w:szCs w:val="24"/>
+          <w:rFonts w:ascii="Times New Roman" w:hAnsi="Times New Roman"/>
+          <w:sz w:val="24"/>
         </w:rPr>
         <w:t xml:space="preserve"> Благослове́нний Христо́с Бог наш, за́вжди, ни́ні, і повсякча́с, і на ві́ки вікі́в.</w:t>
       </w:r>
@@ -21997,19 +21801,17 @@
       </w:pPr>
       <w:r>
         <w:rPr>
-          <w:rFonts w:ascii="Times New Roman" w:eastAsia="Times New Roman" w:hAnsi="Times New Roman" w:cs="Times New Roman"/>
-          <w:i/>
-          <w:color w:val="FF0000"/>
-          <w:sz w:val="24"/>
-          <w:szCs w:val="24"/>
+          <w:rFonts w:ascii="Times New Roman" w:hAnsi="Times New Roman"/>
+          <w:i/>
+          <w:color w:val="FF0000"/>
+          <w:sz w:val="24"/>
         </w:rPr>
         <w:t>Священник:</w:t>
       </w:r>
       <w:r>
         <w:rPr>
-          <w:rFonts w:ascii="Times New Roman" w:eastAsia="Times New Roman" w:hAnsi="Times New Roman" w:cs="Times New Roman"/>
-          <w:sz w:val="24"/>
-          <w:szCs w:val="24"/>
+          <w:rFonts w:ascii="Times New Roman" w:hAnsi="Times New Roman"/>
+          <w:sz w:val="24"/>
         </w:rPr>
         <w:t xml:space="preserve"> Пресвята́ Богоро́дице, спаси́ нас.</w:t>
       </w:r>
@@ -22066,19 +21868,17 @@
       </w:pPr>
       <w:r>
         <w:rPr>
-          <w:rFonts w:ascii="Times New Roman" w:eastAsia="Times New Roman" w:hAnsi="Times New Roman" w:cs="Times New Roman"/>
-          <w:i/>
-          <w:color w:val="FF0000"/>
-          <w:sz w:val="24"/>
-          <w:szCs w:val="24"/>
+          <w:rFonts w:ascii="Times New Roman" w:hAnsi="Times New Roman"/>
+          <w:i/>
+          <w:color w:val="FF0000"/>
+          <w:sz w:val="24"/>
         </w:rPr>
         <w:t>Священник:</w:t>
       </w:r>
       <w:r>
         <w:rPr>
-          <w:rFonts w:ascii="Times New Roman" w:eastAsia="Times New Roman" w:hAnsi="Times New Roman" w:cs="Times New Roman"/>
-          <w:sz w:val="24"/>
-          <w:szCs w:val="24"/>
+          <w:rFonts w:ascii="Times New Roman" w:hAnsi="Times New Roman"/>
+          <w:sz w:val="24"/>
         </w:rPr>
         <w:t xml:space="preserve"> Сла́ва Тобі́, Хри́сте Бо́же, упова́ння на́ше, сла́ва Тобі́!</w:t>
       </w:r>
@@ -22147,54 +21947,38 @@
     <w:p>
       <w:pPr>
         <w:spacing w:after="120"/>
-        <w:jc w:val="both"/>
-        <w:rPr>
-          <w:rFonts w:ascii="Times New Roman" w:hAnsi="Times New Roman"/>
-        </w:rPr>
-      </w:pPr>
-      <w:r>
-        <w:rPr>
-          <w:rFonts w:ascii="Times New Roman" w:eastAsia="Times New Roman" w:hAnsi="Times New Roman" w:cs="Times New Roman"/>
-          <w:i/>
-          <w:color w:val="FF0000"/>
-          <w:sz w:val="24"/>
-          <w:szCs w:val="24"/>
+      </w:pPr>
+      <w:r>
+        <w:rPr>
+          <w:rFonts w:ascii="Times New Roman" w:hAnsi="Times New Roman"/>
+          <w:i/>
+          <w:color w:val="FF0000"/>
+          <w:sz w:val="24"/>
         </w:rPr>
         <w:t>Священник:</w:t>
       </w:r>
       <w:r>
         <w:rPr>
-          <w:rFonts w:ascii="Times New Roman" w:eastAsia="Times New Roman" w:hAnsi="Times New Roman" w:cs="Times New Roman"/>
-          <w:sz w:val="24"/>
-          <w:szCs w:val="24"/>
+          <w:rFonts w:ascii="Times New Roman" w:hAnsi="Times New Roman"/>
+          <w:sz w:val="24"/>
         </w:rPr>
         <w:t xml:space="preserve"> Христос, що воскрес із мертвих, істинний Бог наш - молитвами пречистої Своєї Матері, святих славних і всехвальних апостолів, і святого, </w:t>
       </w:r>
       <w:r>
         <w:rPr>
-          <w:rFonts w:ascii="Times New Roman" w:eastAsia="Times New Roman" w:hAnsi="Times New Roman" w:cs="Times New Roman"/>
-          <w:i/>
-          <w:color w:val="FF0000"/>
-          <w:sz w:val="24"/>
-          <w:szCs w:val="24"/>
+          <w:rFonts w:ascii="Times New Roman" w:hAnsi="Times New Roman"/>
+          <w:i/>
+          <w:color w:val="FF0000"/>
+          <w:sz w:val="24"/>
         </w:rPr>
         <w:t>якого є храм</w:t>
       </w:r>
       <w:r>
         <w:rPr>
-          <w:rFonts w:ascii="Times New Roman" w:eastAsia="Times New Roman" w:hAnsi="Times New Roman" w:cs="Times New Roman"/>
-          <w:sz w:val="24"/>
-          <w:szCs w:val="24"/>
-        </w:rPr>
-        <w:t xml:space="preserve">, і святих мучеників Теопемпта й Теони, </w:t>
-      </w:r>
-      <w:r>
-        <w:rPr>
-          <w:rFonts w:ascii="Times New Roman" w:eastAsia="Times New Roman" w:hAnsi="Times New Roman" w:cs="Times New Roman"/>
-          <w:sz w:val="24"/>
-          <w:szCs w:val="24"/>
-        </w:rPr>
-        <w:t>преподобної Синклитікії Олександрійської, і всіх святих - помилує і спасе нас як благий і людинолюбний.</w:t>
+          <w:rFonts w:ascii="Times New Roman" w:hAnsi="Times New Roman"/>
+          <w:sz w:val="24"/>
+        </w:rPr>
+        <w:t>, і святих мучеників Теопемпта й Теони, преподобної Синклитікії Олександрійської, і всіх святих - помилує і спасе нас як благий і людинолюбний.</w:t>
       </w:r>
     </w:p>
     <w:p>
